--- a/Testing Documentation.docx
+++ b/Testing Documentation.docx
@@ -3539,7 +3539,21 @@
           <w:bCs/>
         </w:rPr>
         <w:br/>
-        <w:t>A Pathfinding*</w:t>
+        <w:t>A</w:t>
+      </w:r>
+      <w:r>
+        <w:rPr>
+          <w:b/>
+          <w:bCs/>
+        </w:rPr>
+        <w:t>*</w:t>
+      </w:r>
+      <w:r>
+        <w:rPr>
+          <w:b/>
+          <w:bCs/>
+        </w:rPr>
+        <w:t xml:space="preserve"> Pathfinding</w:t>
       </w:r>
       <w:r>
         <w:rPr>
@@ -5607,6 +5621,7 @@
   <w:style w:type="character" w:default="1" w:styleId="DefaultParagraphFont">
     <w:name w:val="Default Paragraph Font"/>
     <w:uiPriority w:val="1"/>
+    <w:semiHidden/>
     <w:unhideWhenUsed/>
   </w:style>
   <w:style w:type="table" w:default="1" w:styleId="TableNormal">
